--- a/backend/data/corpus/DOC-20231111-112.docx
+++ b/backend/data/corpus/DOC-20231111-112.docx
@@ -63,7 +63,7 @@
           <w:b/>
           <w:sz w:val="21"/>
         </w:rPr>
-        <w:t>Sonali Wycliffe, MD, Windrow Neuroscience Center, Eugene, OR (RSM)</w:t>
+        <w:t>Bastian Dellacroix, MD, Bluestem Comprehensive Epilepsy Clinic, Manchester, NH (RSM)</w:t>
       </w:r>
     </w:p>
     <w:p>
@@ -71,7 +71,7 @@
         <w:rPr>
           <w:sz w:val="21"/>
         </w:rPr>
-        <w:t>&gt; A short visit by the scheduling desk; the schedule was tight.</w:t>
+        <w:t>&gt; Referral patterns into this clinic have changed, and the surgical workup list is a bigger share than it was.</w:t>
       </w:r>
     </w:p>
     <w:p>
@@ -79,7 +79,7 @@
         <w:rPr>
           <w:sz w:val="21"/>
         </w:rPr>
-        <w:t>&gt; The composition of the refractory group has shifted over the last year or two.</w:t>
+        <w:t>&gt; Asked about my travel schedule, since visits keep landing on the busiest clinic days.</w:t>
       </w:r>
     </w:p>
     <w:p>
@@ -87,7 +87,7 @@
         <w:rPr>
           <w:sz w:val="21"/>
         </w:rPr>
-        <w:t>&gt; Most of the discussion was about the referral intake process, which has not settled.</w:t>
+        <w:t>&gt; Formulary questions remains the slowest step, which came up as a general frustration.</w:t>
       </w:r>
     </w:p>
     <w:p>
@@ -95,7 +95,7 @@
         <w:rPr>
           <w:sz w:val="21"/>
         </w:rPr>
-        <w:t>&gt; Titration habits came up in general terms; no specifics were discussed and none were offered.</w:t>
+        <w:t>&gt; Agreed to reconnect at a call later this month; no specific request.</w:t>
       </w:r>
     </w:p>
     <w:p>
@@ -111,7 +111,7 @@
           <w:b/>
           <w:sz w:val="21"/>
         </w:rPr>
-        <w:t>Imani Okafor, MD, Smoky Ridge Medical Center, Knoxville, TN (RSM)</w:t>
+        <w:t>Nikolai Norrington, MD, Cedar Ridge Regional Epilepsy Program, Duluth, MN (RSM)</w:t>
       </w:r>
     </w:p>
     <w:p>
@@ -119,7 +119,7 @@
         <w:rPr>
           <w:sz w:val="21"/>
         </w:rPr>
-        <w:t>&gt; Onboarding two medical assistants is the current preoccupation here.</w:t>
+        <w:t>&gt; The practice lost a rotating resident and has not backfilled, so clinic throughput keeps slipping.</w:t>
       </w:r>
     </w:p>
     <w:p>
@@ -127,7 +127,15 @@
         <w:rPr>
           <w:sz w:val="21"/>
         </w:rPr>
-        <w:t>&gt; Coverage paperwork remains the slowest step, which came up as a general frustration.</w:t>
+        <w:t>&gt; Asked whether I had seen a session summary from a colleague; I had not, and offered nothing in return.</w:t>
+      </w:r>
+    </w:p>
+    <w:p>
+      <w:r>
+        <w:rPr>
+          <w:sz w:val="21"/>
+        </w:rPr>
+        <w:t>&gt; Most of the discussion was about the new charting templates, which changed again last month.</w:t>
       </w:r>
     </w:p>
     <w:p>
@@ -143,47 +151,7 @@
         <w:rPr>
           <w:sz w:val="21"/>
         </w:rPr>
-      </w:r>
-    </w:p>
-    <w:p>
-      <w:r>
-        <w:rPr>
-          <w:b/>
-          <w:sz w:val="21"/>
-        </w:rPr>
-        <w:t>Eloise Wycliffe, MD, Marbury Neurological Care Center, Providence, RI (RSM)</w:t>
-      </w:r>
-    </w:p>
-    <w:p>
-      <w:r>
-        <w:rPr>
-          <w:sz w:val="21"/>
-        </w:rPr>
-        <w:t>&gt; Stopped by at the nurses' station for a twenty-minute conversation.</w:t>
-      </w:r>
-    </w:p>
-    <w:p>
-      <w:r>
-        <w:rPr>
-          <w:sz w:val="21"/>
-        </w:rPr>
-        <w:t>&gt; Asked whether I had seen a case series someone forwarded; I had not, and offered nothing in return.</w:t>
-      </w:r>
-    </w:p>
-    <w:p>
-      <w:r>
-        <w:rPr>
-          <w:sz w:val="21"/>
-        </w:rPr>
-        <w:t>&gt; Titration scheduling is handled by nursing staff, which the practice finds workable.</w:t>
-      </w:r>
-    </w:p>
-    <w:p>
-      <w:r>
-        <w:rPr>
-          <w:sz w:val="21"/>
-        </w:rPr>
-        <w:t>&gt; The referral queue keeps slipping since the summer, which shapes how much time there is for anything else.</w:t>
+        <w:t>&gt; Described how the surgical workup list is triaged now compared with before.</w:t>
       </w:r>
     </w:p>
     <w:p>
@@ -199,7 +167,7 @@
           <w:b/>
           <w:sz w:val="21"/>
         </w:rPr>
-        <w:t>Xiomara Wetherby, MD, Northbrook Neurology Institute, Fort Collins, CO (RSM)</w:t>
+        <w:t>Mateo Zeitler, MD, Northbrook Neurology Institute, Fayetteville, NC (RSM)</w:t>
       </w:r>
     </w:p>
     <w:p>
@@ -207,7 +175,31 @@
         <w:rPr>
           <w:sz w:val="21"/>
         </w:rPr>
-        <w:t>&gt; Spent some time on newly referred patients and how workup decisions get sequenced.</w:t>
+        <w:t>&gt; Referral patterns into this clinic have changed, and the older half of the panel is a bigger share than it was.</w:t>
+      </w:r>
+    </w:p>
+    <w:p>
+      <w:r>
+        <w:rPr>
+          <w:sz w:val="21"/>
+        </w:rPr>
+        <w:t>&gt; The referral queue is slowly recovering since the summer, which shapes how much time there is for anything else.</w:t>
+      </w:r>
+    </w:p>
+    <w:p>
+      <w:r>
+        <w:rPr>
+          <w:sz w:val="21"/>
+        </w:rPr>
+        <w:t>&gt; No product discussion this time. Asked about safety and confirmed nothing to report.</w:t>
+      </w:r>
+    </w:p>
+    <w:p>
+      <w:r>
+        <w:rPr>
+          <w:sz w:val="21"/>
+        </w:rPr>
+        <w:t>&gt; Mentioned a case series someone forwarded but did not raise any specific finding.</w:t>
       </w:r>
     </w:p>
     <w:p>
@@ -223,7 +215,15 @@
         <w:rPr>
           <w:sz w:val="21"/>
         </w:rPr>
-        <w:t>&gt; Closed there — no product discussion.</w:t>
+      </w:r>
+    </w:p>
+    <w:p>
+      <w:r>
+        <w:rPr>
+          <w:b/>
+          <w:sz w:val="21"/>
+        </w:rPr>
+        <w:t>Arvind Calderwood, MD, Sandhill Neuroscience Center, Shreveport, LA (RSM)</w:t>
       </w:r>
     </w:p>
     <w:p>
@@ -231,7 +231,7 @@
         <w:rPr>
           <w:sz w:val="21"/>
         </w:rPr>
-        <w:t>&gt; Asked whether I would be at the meeting later this year.</w:t>
+        <w:t>&gt; A half-hour visit in the back office; the schedule was tight.</w:t>
       </w:r>
     </w:p>
     <w:p>
@@ -239,7 +239,23 @@
         <w:rPr>
           <w:sz w:val="21"/>
         </w:rPr>
-        <w:t>&gt; Mentioned a guideline update discussed at journal club but did not raise any specific finding.</w:t>
+        <w:t>&gt; Asked about my travel schedule, since visits keep landing on the busiest clinic days.</w:t>
+      </w:r>
+    </w:p>
+    <w:p>
+      <w:r>
+        <w:rPr>
+          <w:sz w:val="21"/>
+        </w:rPr>
+        <w:t>&gt; Formulary questions remains the slowest step, which came up as a general frustration.</w:t>
+      </w:r>
+    </w:p>
+    <w:p>
+      <w:r>
+        <w:rPr>
+          <w:sz w:val="21"/>
+        </w:rPr>
+        <w:t>&gt; The practice lost one of the nurse practitioners and has not backfilled, so the new-patient backlog keeps slipping.</w:t>
       </w:r>
     </w:p>
     <w:p>
@@ -255,7 +271,7 @@
           <w:b/>
           <w:sz w:val="21"/>
         </w:rPr>
-        <w:t>Selin Eastmond, MD, Windrow Neuroscience Center, Savannah, GA (RSM)</w:t>
+        <w:t>Tobias Rusnak, MD, Sable Creek Medical Group, Akron, OH (AR)</w:t>
       </w:r>
     </w:p>
     <w:p>
@@ -263,7 +279,7 @@
         <w:rPr>
           <w:sz w:val="21"/>
         </w:rPr>
-        <w:t>&gt; A half-hour conversation in the workroom, mostly logistics.</w:t>
+        <w:t>&gt; The composition of the older half of the panel has shifted over the last year or two.</w:t>
       </w:r>
     </w:p>
     <w:p>
@@ -271,7 +287,95 @@
         <w:rPr>
           <w:sz w:val="21"/>
         </w:rPr>
-        <w:t>&gt; Most of the discussion was about the patient portal, which is still being sorted out.</w:t>
+        <w:t>&gt; The travel schedule this year came up, and little else.</w:t>
+      </w:r>
+    </w:p>
+    <w:p>
+      <w:r>
+        <w:rPr>
+          <w:sz w:val="21"/>
+        </w:rPr>
+        <w:t>&gt; Nothing actionable this visit. Safety items asked about and confirmed none.</w:t>
+      </w:r>
+    </w:p>
+    <w:p>
+      <w:r>
+        <w:rPr>
+          <w:sz w:val="21"/>
+        </w:rPr>
+      </w:r>
+    </w:p>
+    <w:p>
+      <w:r>
+        <w:rPr>
+          <w:b/>
+          <w:sz w:val="21"/>
+        </w:rPr>
+        <w:t>Jaromir Merriwether, MD, Sable Creek Medical Group, Buffalo, NY (RSM)</w:t>
+      </w:r>
+    </w:p>
+    <w:p>
+      <w:r>
+        <w:rPr>
+          <w:sz w:val="21"/>
+        </w:rPr>
+        <w:t>&gt; Monitoring intervals during titration are set by clinic routine here rather than by protocol.</w:t>
+      </w:r>
+    </w:p>
+    <w:p>
+      <w:r>
+        <w:rPr>
+          <w:sz w:val="21"/>
+        </w:rPr>
+        <w:t>&gt; Benefit verification is the step that most often delays a start here.</w:t>
+      </w:r>
+    </w:p>
+    <w:p>
+      <w:r>
+        <w:rPr>
+          <w:sz w:val="21"/>
+        </w:rPr>
+        <w:t>&gt; Left it at that, with the next visit to be scheduled.</w:t>
+      </w:r>
+    </w:p>
+    <w:p>
+      <w:r>
+        <w:rPr>
+          <w:sz w:val="21"/>
+        </w:rPr>
+      </w:r>
+    </w:p>
+    <w:p>
+      <w:r>
+        <w:rPr>
+          <w:b/>
+          <w:sz w:val="21"/>
+        </w:rPr>
+        <w:t>Quentin Oakhurst, MD, Northbrook Neurology Institute, Oakland, CA (RSM)</w:t>
+      </w:r>
+    </w:p>
+    <w:p>
+      <w:r>
+        <w:rPr>
+          <w:sz w:val="21"/>
+        </w:rPr>
+        <w:t>&gt; Stopped by in the shared office for a rushed conversation.</w:t>
+      </w:r>
+    </w:p>
+    <w:p>
+      <w:r>
+        <w:rPr>
+          <w:sz w:val="21"/>
+        </w:rPr>
+        <w:t>&gt; Most of the discussion was about the phone triage line, which has not settled.</w:t>
+      </w:r>
+    </w:p>
+    <w:p>
+      <w:r>
+        <w:rPr>
+          <w:sz w:val="21"/>
+        </w:rPr>
+        <w:t>&gt; Agreed to reconnect at the following quarter; no product discussion.</w:t>
       </w:r>
     </w:p>
     <w:p>
@@ -287,6 +391,14 @@
         <w:rPr>
           <w:sz w:val="21"/>
         </w:rPr>
+        <w:t>&gt; Mostly small talk about the program and the venue.</w:t>
+      </w:r>
+    </w:p>
+    <w:p>
+      <w:r>
+        <w:rPr>
+          <w:sz w:val="21"/>
+        </w:rPr>
       </w:r>
     </w:p>
     <w:p>
@@ -295,7 +407,7 @@
           <w:b/>
           <w:sz w:val="21"/>
         </w:rPr>
-        <w:t>Darius Prendergast, MD, Quarry Hill Epilepsy Center, Duluth, MN (RSM)</w:t>
+        <w:t>Hadley Wycliffe, MD, Northbrook Neurology Institute, Peoria, IL (RSM)</w:t>
       </w:r>
     </w:p>
     <w:p>
@@ -303,7 +415,7 @@
         <w:rPr>
           <w:sz w:val="21"/>
         </w:rPr>
-        <w:t>&gt; A short conversation by the scheduling desk, mostly logistics.</w:t>
+        <w:t>&gt; A half-hour conversation in the reading room, mostly logistics.</w:t>
       </w:r>
     </w:p>
     <w:p>
@@ -311,23 +423,7 @@
         <w:rPr>
           <w:sz w:val="21"/>
         </w:rPr>
-        <w:t>&gt; The appeals process remains the slowest step, which came up as a general frustration.</w:t>
-      </w:r>
-    </w:p>
-    <w:p>
-      <w:r>
-        <w:rPr>
-          <w:sz w:val="21"/>
-        </w:rPr>
-        <w:t>&gt; The composition of long-standing patients has shifted over the last year or two.</w:t>
-      </w:r>
-    </w:p>
-    <w:p>
-      <w:r>
-        <w:rPr>
-          <w:sz w:val="21"/>
-        </w:rPr>
-        <w:t>&gt; The practice lost the clinic pharmacist and has not backfilled, so clinic throughput keeps slipping.</w:t>
+        <w:t>&gt; Talked through the pediatric-to-adult transfers in general terms, without any specific case.</w:t>
       </w:r>
     </w:p>
     <w:p>
@@ -351,7 +447,7 @@
           <w:b/>
           <w:sz w:val="21"/>
         </w:rPr>
-        <w:t>Cormac Quintrell, MD, Riverstone Comprehensive Epilepsy Clinic, Chattanooga, TN (RSM)</w:t>
+        <w:t>Felicity Wycliffe, MD, Harborlight Epilepsy Center, Manchester, NH (RSM)</w:t>
       </w:r>
     </w:p>
     <w:p>
@@ -359,7 +455,7 @@
         <w:rPr>
           <w:sz w:val="21"/>
         </w:rPr>
-        <w:t>&gt; Benefit checks remains the slowest step, which came up as a general frustration.</w:t>
+        <w:t>&gt; An unexpectedly long visit in the workroom; the schedule was tight.</w:t>
       </w:r>
     </w:p>
     <w:p>
@@ -367,7 +463,7 @@
         <w:rPr>
           <w:sz w:val="21"/>
         </w:rPr>
-        <w:t>&gt; Mentioned a guideline update discussed at journal club but did not raise any specific finding.</w:t>
+        <w:t>&gt; Noted that the appeals process takes longer than the clinical decision and that this is not specific to any one product.</w:t>
       </w:r>
     </w:p>
     <w:p>
@@ -375,7 +471,7 @@
         <w:rPr>
           <w:sz w:val="21"/>
         </w:rPr>
-        <w:t>&gt; The patient portal has not settled, and that took up the first part of the conversation.</w:t>
+        <w:t>&gt; Closed there — nothing actionable this visit.</w:t>
       </w:r>
     </w:p>
     <w:p>
@@ -383,7 +479,7 @@
         <w:rPr>
           <w:sz w:val="21"/>
         </w:rPr>
-        <w:t>&gt; No materials requested this time. Asked about safety and confirmed nothing to report.</w:t>
+        <w:t>&gt; Spent some time on long-standing patients and how workup decisions get sequenced.</w:t>
       </w:r>
     </w:p>
     <w:p>
@@ -399,7 +495,7 @@
           <w:b/>
           <w:sz w:val="21"/>
         </w:rPr>
-        <w:t>Naomi Feldman, MD, Twin Rivers University Hospital, Columbus, OH (RSM)</w:t>
+        <w:t>Ulrike Silverthorne, MD, Silver Creek Medical Group, Madison, WI (AR)</w:t>
       </w:r>
     </w:p>
     <w:p>
@@ -407,7 +503,7 @@
         <w:rPr>
           <w:sz w:val="21"/>
         </w:rPr>
-        <w:t>&gt; An unexpectedly long visit in the reading room; the schedule was tight.</w:t>
+        <w:t>&gt; Left it at that, with the following quarter to be scheduled.</w:t>
       </w:r>
     </w:p>
     <w:p>
@@ -415,7 +511,7 @@
         <w:rPr>
           <w:sz w:val="21"/>
         </w:rPr>
-        <w:t>&gt; Mostly small talk about the program and the venue.</w:t>
+        <w:t>&gt; Described a preference for slower titration in general, unrelated to any particular patient.</w:t>
       </w:r>
     </w:p>
     <w:p>
@@ -423,7 +519,23 @@
         <w:rPr>
           <w:sz w:val="21"/>
         </w:rPr>
-        <w:t>&gt; Routine follow-up slots has stretched out since the summer, which shapes how much time there is for anything else.</w:t>
+        <w:t>&gt; Compared notes on which sessions were worth the time.</w:t>
+      </w:r>
+    </w:p>
+    <w:p>
+      <w:r>
+        <w:rPr>
+          <w:sz w:val="21"/>
+        </w:rPr>
+        <w:t>&gt; The phone triage line has not settled, and that took up the first part of the conversation.</w:t>
+      </w:r>
+    </w:p>
+    <w:p>
+      <w:r>
+        <w:rPr>
+          <w:sz w:val="21"/>
+        </w:rPr>
+        <w:t>&gt; Asked whether I had seen a case series someone forwarded; I had not, and offered nothing in return.</w:t>
       </w:r>
     </w:p>
     <w:p>
@@ -447,7 +559,7 @@
         <w:rPr>
           <w:sz w:val="21"/>
         </w:rPr>
-        <w:t>&gt; An unexpectedly long conversation in the corridor, mostly logistics.</w:t>
+        <w:t>&gt; Caught a compressed window in the reading room between patients.</w:t>
       </w:r>
     </w:p>
     <w:p>
@@ -455,7 +567,7 @@
         <w:rPr>
           <w:sz w:val="21"/>
         </w:rPr>
-        <w:t>&gt; Benefit checks takes longer than the clinical decision, which came up as a general frustration.</w:t>
+        <w:t>&gt; Formulary questions is handled by one person here, which came up as a general frustration.</w:t>
       </w:r>
     </w:p>
     <w:p>
@@ -463,7 +575,7 @@
         <w:rPr>
           <w:sz w:val="21"/>
         </w:rPr>
-        <w:t>&gt; Most of the discussion was about the phone triage line, which is being piloted this quarter.</w:t>
+        <w:t>&gt; Titration scheduling is handled by nursing staff, which the practice finds workable.</w:t>
       </w:r>
     </w:p>
     <w:p>
@@ -471,7 +583,7 @@
         <w:rPr>
           <w:sz w:val="21"/>
         </w:rPr>
-        <w:t>&gt; Compared notes on which sessions were worth the time.</w:t>
+        <w:t>&gt; Closed there — nothing that needed follow-up.</w:t>
       </w:r>
     </w:p>
     <w:p>
@@ -487,7 +599,7 @@
           <w:b/>
           <w:sz w:val="21"/>
         </w:rPr>
-        <w:t>Jaromir Merriwether, MD, Sable Creek Medical Group, Buffalo, NY (RSM)</w:t>
+        <w:t>Lukas Stanhope, MD, Highmoor Health Neurology, Shreveport, LA (AR)</w:t>
       </w:r>
     </w:p>
     <w:p>
@@ -495,7 +607,7 @@
         <w:rPr>
           <w:sz w:val="21"/>
         </w:rPr>
-        <w:t>&gt; Most of the discussion was about the scheduling system, which has not settled.</w:t>
+        <w:t>&gt; No materials requested. Safety items asked about and confirmed none.</w:t>
       </w:r>
     </w:p>
     <w:p>
@@ -503,7 +615,7 @@
         <w:rPr>
           <w:sz w:val="21"/>
         </w:rPr>
-        <w:t>&gt; Onboarding one of the nurse practitioners is the current preoccupation here.</w:t>
+        <w:t>&gt; The prior-authorization workflow changed again last month, and that took up the first part of the conversation.</w:t>
       </w:r>
     </w:p>
     <w:p>
@@ -511,15 +623,7 @@
         <w:rPr>
           <w:sz w:val="21"/>
         </w:rPr>
-        <w:t>&gt; Mentioned a guideline update discussed at journal club but did not raise any specific finding.</w:t>
-      </w:r>
-    </w:p>
-    <w:p>
-      <w:r>
-        <w:rPr>
-          <w:sz w:val="21"/>
-        </w:rPr>
-        <w:t>&gt; Referral patterns into this clinic have changed, and the pediatric-to-adult transfers is a bigger share than it was.</w:t>
+        <w:t>&gt; The practice lost the epilepsy fellow and has not backfilled, so clinic throughput has stretched out.</w:t>
       </w:r>
     </w:p>
     <w:p>
@@ -535,7 +639,7 @@
           <w:b/>
           <w:sz w:val="21"/>
         </w:rPr>
-        <w:t>Yannick Nakagawa, MD, Granite Bay Epilepsy Center, Toledo, OH (RSM)</w:t>
+        <w:t>Rohan Vasquez-Lund, MD, Ember Lake Medical Group, Omaha, NE (RSM)</w:t>
       </w:r>
     </w:p>
     <w:p>
@@ -543,79 +647,7 @@
         <w:rPr>
           <w:sz w:val="21"/>
         </w:rPr>
-        <w:t>&gt; A twenty-minute visit at the nurses' station; the schedule was tight.</w:t>
-      </w:r>
-    </w:p>
-    <w:p>
-      <w:r>
-        <w:rPr>
-          <w:sz w:val="21"/>
-        </w:rPr>
-        <w:t>&gt; Most of the discussion was about the patient portal, which has not settled.</w:t>
-      </w:r>
-    </w:p>
-    <w:p>
-      <w:r>
-        <w:rPr>
-          <w:sz w:val="21"/>
-        </w:rPr>
-        <w:t>&gt; Asked whether I had seen a session summary from a colleague; I had not, and offered nothing in return.</w:t>
-      </w:r>
-    </w:p>
-    <w:p>
-      <w:r>
-        <w:rPr>
-          <w:sz w:val="21"/>
-        </w:rPr>
-        <w:t>&gt; Left it at that, with the following quarter to be scheduled.</w:t>
-      </w:r>
-    </w:p>
-    <w:p>
-      <w:r>
-        <w:rPr>
-          <w:sz w:val="21"/>
-        </w:rPr>
-        <w:t>&gt; Noted that the appeals process has improved somewhat and that this is not specific to any one product.</w:t>
-      </w:r>
-    </w:p>
-    <w:p>
-      <w:r>
-        <w:rPr>
-          <w:sz w:val="21"/>
-        </w:rPr>
-      </w:r>
-    </w:p>
-    <w:p>
-      <w:r>
-        <w:rPr>
-          <w:b/>
-          <w:sz w:val="21"/>
-        </w:rPr>
-        <w:t>Quentin Lammermoor, MD, Riverstone Comprehensive Epilepsy Clinic, Boise, ID (AR)</w:t>
-      </w:r>
-    </w:p>
-    <w:p>
-      <w:r>
-        <w:rPr>
-          <w:sz w:val="21"/>
-        </w:rPr>
-        <w:t>&gt; Talked through newly referred patients in general terms, without any specific case.</w:t>
-      </w:r>
-    </w:p>
-    <w:p>
-      <w:r>
-        <w:rPr>
-          <w:sz w:val="21"/>
-        </w:rPr>
-        <w:t>&gt; Most of the discussion was about the scheduling system, which went live without much warning.</w:t>
-      </w:r>
-    </w:p>
-    <w:p>
-      <w:r>
-        <w:rPr>
-          <w:sz w:val="21"/>
-        </w:rPr>
-        <w:t>&gt; Described a preference for slower titration in general, unrelated to any particular patient.</w:t>
+        <w:t>&gt; A fragmented conversation in the back office, mostly logistics.</w:t>
       </w:r>
     </w:p>
     <w:p>
@@ -631,7 +663,7 @@
         <w:rPr>
           <w:sz w:val="21"/>
         </w:rPr>
-        <w:t>&gt; Closed there — nothing actionable this visit.</w:t>
+        <w:t>&gt; Onboarding the clinic pharmacist is the current preoccupation here.</w:t>
       </w:r>
     </w:p>
     <w:p>
@@ -639,15 +671,7 @@
         <w:rPr>
           <w:sz w:val="21"/>
         </w:rPr>
-      </w:r>
-    </w:p>
-    <w:p>
-      <w:r>
-        <w:rPr>
-          <w:b/>
-          <w:sz w:val="21"/>
-        </w:rPr>
-        <w:t>Niamh Inverness, MD, Kestrel Comprehensive Epilepsy Clinic, Worcester, MA (RSM)</w:t>
+        <w:t>&gt; Noted that the appeals process remains the slowest step and that this is not specific to any one product.</w:t>
       </w:r>
     </w:p>
     <w:p>
@@ -655,31 +679,7 @@
         <w:rPr>
           <w:sz w:val="21"/>
         </w:rPr>
-        <w:t>&gt; Clinic throughput keeps slipping since the summer, which shapes how much time there is for anything else.</w:t>
-      </w:r>
-    </w:p>
-    <w:p>
-      <w:r>
-        <w:rPr>
-          <w:sz w:val="21"/>
-        </w:rPr>
-        <w:t>&gt; The practice lost the epilepsy fellow and has not backfilled, so the new-patient backlog has stretched out.</w:t>
-      </w:r>
-    </w:p>
-    <w:p>
-      <w:r>
-        <w:rPr>
-          <w:sz w:val="21"/>
-        </w:rPr>
-        <w:t>&gt; Noted that the appeals process has improved somewhat and that this is not specific to any one product.</w:t>
-      </w:r>
-    </w:p>
-    <w:p>
-      <w:r>
-        <w:rPr>
-          <w:sz w:val="21"/>
-        </w:rPr>
-        <w:t>&gt; Talked through the surgical workup list in general terms, without any specific case.</w:t>
+        <w:t>&gt; The scheduling system went live without much warning, and that took up the first part of the conversation.</w:t>
       </w:r>
     </w:p>
     <w:p>
